--- a/submission/Manuscript.docx
+++ b/submission/Manuscript.docx
@@ -213,7 +213,7 @@
           <w:szCs w:val="24"/>
           <w:color w:val="000000"/>
         </w:rPr>
-        <w:t xml:space="preserve"> abstract 248; main text 4,221 (Introduction through Conclusions)</w:t>
+        <w:t xml:space="preserve"> abstract 249; main text 4,225 (Introduction through Conclusions)</w:t>
       </w:r>
     </w:p>
     <w:p>
@@ -534,7 +534,7 @@
           <w:szCs w:val="24"/>
           <w:color w:val="000000"/>
         </w:rPr>
-        <w:t xml:space="preserve"> The 2013 Society of Critical Care Medicine guideline recommended routine assessment of pain, agitation, and delirium in adult intensive care unit (ICU) patients. We characterized early uptake across US ICUs in the two years after publication.</w:t>
+        <w:t xml:space="preserve"> The 2013 American College of Critical Care Medicine guideline recommended routine assessment of pain, agitation, and delirium in adult intensive care unit (ICU) patients. We characterized early uptake across US ICUs in the two years after publication.</w:t>
       </w:r>
     </w:p>
     <w:p>
@@ -754,34 +754,34 @@
           <w:szCs w:val="24"/>
           <w:color w:val="000000"/>
         </w:rPr>
-        <w:t xml:space="preserve">The 2013 clinical practice guideline of the American College of Critical Care Medicine recommended that adult ICU patients be routinely monitored for pain, agitation, and delirium using validated instruments [1]. Delirium can be detected reliably at the bedside with the Confusion Assessment Method for the ICU (CAM-ICU) [2] or the Intensive Care Delirium Screening Checklist (ICDSC) [3], and is associated with long-term cognitive impairment among survivors [4,5]. It is also partly modifiable, since sedative choice influences its occurrence [6], and among mechanically ventilated patients its incidence and consequences are substantial [7]. The guideline was extended in 2018 [8-10], an update whose methodological quality has since been formally appraised [11], and monitoring now sits at the center of the ABCDEF bundle [12,13].</w:t>
-      </w:r>
-    </w:p>
-    <w:p>
-      <w:pPr>
-        <w:pStyle w:val="Normal"/>
-        <w:jc w:val="both"/>
-        <w:pBdr>
-          <w:bottom w:val="none" w:sz="0" w:space="0" w:color="000000"/>
-          <w:top w:val="none" w:sz="0" w:space="0" w:color="000000"/>
-          <w:left w:val="none" w:sz="0" w:space="0" w:color="000000"/>
-          <w:right w:val="none" w:sz="0" w:space="0" w:color="000000"/>
-        </w:pBdr>
-        <w:spacing w:after="120" w:before="0" w:line="480"/>
-        <w:ind w:left="0" w:right="0" w:firstLine="0" w:firstLineChars="0"/>
-      </w:pPr>
-      <w:r>
-        <w:rPr>
-          <w:rFonts w:ascii="Times New Roman" w:hAnsi="Times New Roman" w:eastAsia="Times New Roman" w:cs="Times New Roman"/>
-          <w:i w:val="false"/>
-          <w:b w:val="false"/>
-          <w:u w:val="none"/>
-          <w:strike w:val="false"/>
-          <w:sz w:val="24"/>
-          <w:szCs w:val="24"/>
-          <w:color w:val="000000"/>
-        </w:rPr>
-        <w:t xml:space="preserve">What happened in ordinary ICUs immediately after 2013 is far less clear. Existing evidence comes from surveys of clinician knowledge and reported barriers [14-16], from single-center or small multicenter implementation projects [17-19], or from voluntary collaboratives whose participating units had already chosen to change [12,20]. None answers the question of baseline uptake: across hospitals that did not volunteer for anything, how many adopted routine assessment, and how quickly?</w:t>
+        <w:t xml:space="preserve">The 2013 clinical practice guideline of the American College of Critical Care Medicine recommended that adult ICU patients be routinely monitored for pain, agitation, and delirium using validated instruments [1]. Delirium can be detected reliably at the bedside with the Confusion Assessment Method for the ICU (CAM-ICU) [2] or the Intensive Care Delirium Screening Checklist (ICDSC) [3], and is associated with long-term cognitive impairment among survivors [4,5]. It is also partly modifiable, since sedative choice influences its occurrence [6], and among mechanically ventilated patients its incidence and consequences are substantial [7]. The guideline was extended in 2018 [8–10], an update whose methodological quality has since been formally appraised [11], and monitoring now sits at the center of the ABCDEF bundle [12,13].</w:t>
+      </w:r>
+    </w:p>
+    <w:p>
+      <w:pPr>
+        <w:pStyle w:val="Normal"/>
+        <w:jc w:val="both"/>
+        <w:pBdr>
+          <w:bottom w:val="none" w:sz="0" w:space="0" w:color="000000"/>
+          <w:top w:val="none" w:sz="0" w:space="0" w:color="000000"/>
+          <w:left w:val="none" w:sz="0" w:space="0" w:color="000000"/>
+          <w:right w:val="none" w:sz="0" w:space="0" w:color="000000"/>
+        </w:pBdr>
+        <w:spacing w:after="120" w:before="0" w:line="480"/>
+        <w:ind w:left="0" w:right="0" w:firstLine="0" w:firstLineChars="0"/>
+      </w:pPr>
+      <w:r>
+        <w:rPr>
+          <w:rFonts w:ascii="Times New Roman" w:hAnsi="Times New Roman" w:eastAsia="Times New Roman" w:cs="Times New Roman"/>
+          <w:i w:val="false"/>
+          <w:b w:val="false"/>
+          <w:u w:val="none"/>
+          <w:strike w:val="false"/>
+          <w:sz w:val="24"/>
+          <w:szCs w:val="24"/>
+          <w:color w:val="000000"/>
+        </w:rPr>
+        <w:t xml:space="preserve">What happened in ordinary ICUs immediately after 2013 is far less clear. Existing evidence comes from surveys of clinician knowledge and reported barriers [14–16], from single-center or small multicenter implementation projects [17–19], or from voluntary collaboratives whose participating units had already chosen to change [12,20]. None answers the question of baseline uptake: across hospitals that did not volunteer for anything, how many adopted routine assessment, and how quickly?</w:t>
       </w:r>
     </w:p>
     <w:p>
@@ -1136,7 +1136,7 @@
           <w:szCs w:val="24"/>
           <w:color w:val="000000"/>
         </w:rPr>
-        <w:t xml:space="preserve"> holds a yes or no nursing impression. Because the guideline specifies a validated tool [1], our primary definition required the former; a permissive definition combining both is reported alongside throughout.</w:t>
+        <w:t xml:space="preserve"> holds a yes/no nursing impression. Because the guideline specifies a validated tool [1], our primary definition required the former; a permissive definition combining both is reported alongside throughout.</w:t>
       </w:r>
     </w:p>
     <w:p>
@@ -1829,7 +1829,33 @@
           <w:szCs w:val="24"/>
           <w:color w:val="000000"/>
         </w:rPr>
-        <w:t xml:space="preserve">Two-sided p values below 0.05 were considered significant. No adjustment was made for multiple comparisons; the analysis is descriptive and the intervals should be read accordingly.</w:t>
+        <w:t xml:space="preserve">Two-sided </w:t>
+      </w:r>
+      <w:r>
+        <w:rPr>
+          <w:rFonts w:ascii="Times New Roman" w:hAnsi="Times New Roman" w:eastAsia="Times New Roman" w:cs="Times New Roman"/>
+          <w:i w:val="true"/>
+          <w:b w:val="false"/>
+          <w:u w:val="none"/>
+          <w:strike w:val="false"/>
+          <w:sz w:val="24"/>
+          <w:szCs w:val="24"/>
+          <w:color w:val="000000"/>
+        </w:rPr>
+        <w:t xml:space="preserve">P</w:t>
+      </w:r>
+      <w:r>
+        <w:rPr>
+          <w:rFonts w:ascii="Times New Roman" w:hAnsi="Times New Roman" w:eastAsia="Times New Roman" w:cs="Times New Roman"/>
+          <w:i w:val="false"/>
+          <w:b w:val="false"/>
+          <w:u w:val="none"/>
+          <w:strike w:val="false"/>
+          <w:sz w:val="24"/>
+          <w:szCs w:val="24"/>
+          <w:color w:val="000000"/>
+        </w:rPr>
+        <w:t xml:space="preserve"> values below 0.05 were considered significant. No adjustment was made for multiple comparisons; the analysis is descriptive and the intervals should be read accordingly.</w:t>
       </w:r>
     </w:p>
     <w:p>
@@ -2287,60 +2313,112 @@
           <w:szCs w:val="24"/>
           <w:color w:val="000000"/>
         </w:rPr>
-        <w:t xml:space="preserve">Among the 173 hospitals present in both years, the median hospital changed very little. Delirium screening rose from 11.0% to 16.8% of stays (+5.8 percentage points, p = 0.001) and sedation screening from 22.6% to 27.9% (+5.3 points, p = 0.002); pain screening was unchanged (−1.1 points, p = 0.658).</w:t>
-      </w:r>
-    </w:p>
-    <w:p>
-      <w:pPr>
-        <w:pStyle w:val="Normal"/>
-        <w:jc w:val="both"/>
-        <w:pBdr>
-          <w:bottom w:val="none" w:sz="0" w:space="0" w:color="000000"/>
-          <w:top w:val="none" w:sz="0" w:space="0" w:color="000000"/>
-          <w:left w:val="none" w:sz="0" w:space="0" w:color="000000"/>
-          <w:right w:val="none" w:sz="0" w:space="0" w:color="000000"/>
-        </w:pBdr>
-        <w:spacing w:after="120" w:before="0" w:line="480"/>
-        <w:ind w:left="0" w:right="0" w:firstLine="0" w:firstLineChars="0"/>
-      </w:pPr>
-      <w:r>
-        <w:rPr>
-          <w:rFonts w:ascii="Times New Roman" w:hAnsi="Times New Roman" w:eastAsia="Times New Roman" w:cs="Times New Roman"/>
-          <w:i w:val="false"/>
-          <w:b w:val="false"/>
-          <w:u w:val="none"/>
-          <w:strike w:val="false"/>
-          <w:sz w:val="24"/>
-          <w:szCs w:val="24"/>
-          <w:color w:val="000000"/>
-        </w:rPr>
-        <w:t xml:space="preserve">The distribution of change matters more than its average. For delirium, 32 hospitals increased, 18 decreased, and </w:t>
-      </w:r>
-      <w:r>
-        <w:rPr>
-          <w:rFonts w:ascii="Times New Roman" w:hAnsi="Times New Roman" w:eastAsia="Times New Roman" w:cs="Times New Roman"/>
-          <w:i w:val="false"/>
-          <w:b w:val="true"/>
-          <w:u w:val="none"/>
-          <w:strike w:val="false"/>
-          <w:sz w:val="24"/>
-          <w:szCs w:val="24"/>
-          <w:color w:val="000000"/>
-        </w:rPr>
-        <w:t xml:space="preserve">123 did not move at all</w:t>
-      </w:r>
-      <w:r>
-        <w:rPr>
-          <w:rFonts w:ascii="Times New Roman" w:hAnsi="Times New Roman" w:eastAsia="Times New Roman" w:cs="Times New Roman"/>
-          <w:i w:val="false"/>
-          <w:b w:val="false"/>
-          <w:u w:val="none"/>
-          <w:strike w:val="false"/>
-          <w:sz w:val="24"/>
-          <w:szCs w:val="24"/>
-          <w:color w:val="000000"/>
-        </w:rPr>
-        <w:t xml:space="preserve">. Considering the three assessments together, 20 hospitals gained at least one element, 13 lost at least one, and 140 were unchanged (Figure 2). Of the 93 hospitals documenting none of the three assessments in 2014, 78 remained at none in 2015; only 15 gained any element.</w:t>
+        <w:t xml:space="preserve">Among the 173 hospitals present in both years, the median hospital changed very little. Delirium screening rose from 11.0% to 16.8% of stays (+5.8 percentage points, </w:t>
+      </w:r>
+      <w:r>
+        <w:rPr>
+          <w:rFonts w:ascii="Times New Roman" w:hAnsi="Times New Roman" w:eastAsia="Times New Roman" w:cs="Times New Roman"/>
+          <w:i w:val="true"/>
+          <w:b w:val="false"/>
+          <w:u w:val="none"/>
+          <w:strike w:val="false"/>
+          <w:sz w:val="24"/>
+          <w:szCs w:val="24"/>
+          <w:color w:val="000000"/>
+        </w:rPr>
+        <w:t xml:space="preserve">P</w:t>
+      </w:r>
+      <w:r>
+        <w:rPr>
+          <w:rFonts w:ascii="Times New Roman" w:hAnsi="Times New Roman" w:eastAsia="Times New Roman" w:cs="Times New Roman"/>
+          <w:i w:val="false"/>
+          <w:b w:val="false"/>
+          <w:u w:val="none"/>
+          <w:strike w:val="false"/>
+          <w:sz w:val="24"/>
+          <w:szCs w:val="24"/>
+          <w:color w:val="000000"/>
+        </w:rPr>
+        <w:t xml:space="preserve"> = 0.001) and sedation screening from 22.6% to 27.9% (+5.3 points, </w:t>
+      </w:r>
+      <w:r>
+        <w:rPr>
+          <w:rFonts w:ascii="Times New Roman" w:hAnsi="Times New Roman" w:eastAsia="Times New Roman" w:cs="Times New Roman"/>
+          <w:i w:val="true"/>
+          <w:b w:val="false"/>
+          <w:u w:val="none"/>
+          <w:strike w:val="false"/>
+          <w:sz w:val="24"/>
+          <w:szCs w:val="24"/>
+          <w:color w:val="000000"/>
+        </w:rPr>
+        <w:t xml:space="preserve">P</w:t>
+      </w:r>
+      <w:r>
+        <w:rPr>
+          <w:rFonts w:ascii="Times New Roman" w:hAnsi="Times New Roman" w:eastAsia="Times New Roman" w:cs="Times New Roman"/>
+          <w:i w:val="false"/>
+          <w:b w:val="false"/>
+          <w:u w:val="none"/>
+          <w:strike w:val="false"/>
+          <w:sz w:val="24"/>
+          <w:szCs w:val="24"/>
+          <w:color w:val="000000"/>
+        </w:rPr>
+        <w:t xml:space="preserve"> = 0.002); pain screening was unchanged (-1.1 points, </w:t>
+      </w:r>
+      <w:r>
+        <w:rPr>
+          <w:rFonts w:ascii="Times New Roman" w:hAnsi="Times New Roman" w:eastAsia="Times New Roman" w:cs="Times New Roman"/>
+          <w:i w:val="true"/>
+          <w:b w:val="false"/>
+          <w:u w:val="none"/>
+          <w:strike w:val="false"/>
+          <w:sz w:val="24"/>
+          <w:szCs w:val="24"/>
+          <w:color w:val="000000"/>
+        </w:rPr>
+        <w:t xml:space="preserve">P</w:t>
+      </w:r>
+      <w:r>
+        <w:rPr>
+          <w:rFonts w:ascii="Times New Roman" w:hAnsi="Times New Roman" w:eastAsia="Times New Roman" w:cs="Times New Roman"/>
+          <w:i w:val="false"/>
+          <w:b w:val="false"/>
+          <w:u w:val="none"/>
+          <w:strike w:val="false"/>
+          <w:sz w:val="24"/>
+          <w:szCs w:val="24"/>
+          <w:color w:val="000000"/>
+        </w:rPr>
+        <w:t xml:space="preserve"> = 0.658).</w:t>
+      </w:r>
+    </w:p>
+    <w:p>
+      <w:pPr>
+        <w:pStyle w:val="Normal"/>
+        <w:jc w:val="both"/>
+        <w:pBdr>
+          <w:bottom w:val="none" w:sz="0" w:space="0" w:color="000000"/>
+          <w:top w:val="none" w:sz="0" w:space="0" w:color="000000"/>
+          <w:left w:val="none" w:sz="0" w:space="0" w:color="000000"/>
+          <w:right w:val="none" w:sz="0" w:space="0" w:color="000000"/>
+        </w:pBdr>
+        <w:spacing w:after="120" w:before="0" w:line="480"/>
+        <w:ind w:left="0" w:right="0" w:firstLine="0" w:firstLineChars="0"/>
+      </w:pPr>
+      <w:r>
+        <w:rPr>
+          <w:rFonts w:ascii="Times New Roman" w:hAnsi="Times New Roman" w:eastAsia="Times New Roman" w:cs="Times New Roman"/>
+          <w:i w:val="false"/>
+          <w:b w:val="false"/>
+          <w:u w:val="none"/>
+          <w:strike w:val="false"/>
+          <w:sz w:val="24"/>
+          <w:szCs w:val="24"/>
+          <w:color w:val="000000"/>
+        </w:rPr>
+        <w:t xml:space="preserve">The distribution of change matters more than its average. For delirium, 32 hospitals increased, 18 decreased, and 123 did not move at all. Considering the three assessments together, 20 hospitals gained at least one element, 13 lost at least one, and 140 were unchanged (Figure 1). Of the 93 hospitals documenting none of the three assessments in 2014, 78 remained at none in 2015; only 15 gained any element.</w:t>
       </w:r>
     </w:p>
     <w:p>
@@ -2421,7 +2499,7 @@
           <w:szCs w:val="24"/>
           <w:color w:val="000000"/>
         </w:rPr>
-        <w:t xml:space="preserve">Of 190 hospitals, 138 (72.6%) documented no validated delirium assessment at all; 41 (21.6%) reached the 10% adopter threshold (Figure 1, Table 3). Ninety hospitals (47.4%) documented none of the three assessments and 28 (14.7%) documented all three. Of 83 hospitals that screened for pain, only 35% also screened for delirium with a validated instrument. Adoption was piecemeal rather than sequential: 30 hospitals (15.8%) violated the nesting pain ≥ sedation ≥ delirium, so we make no claim about a fixed order of adoption.</w:t>
+        <w:t xml:space="preserve">Of 190 hospitals, 138 (72.6%) documented no validated delirium assessment at all; 41 (21.6%) reached the 10% adopter threshold (Figure 2, Table 3). Ninety hospitals (47.4%) documented none of the three assessments and 28 (14.7%) documented all three. Of 83 hospitals that screened for pain, only 35% also screened for delirium with a validated instrument. Adoption was piecemeal rather than sequential: 30 hospitals (15.8%) violated the nesting pain ≥ sedation ≥ delirium, so we make no claim about a fixed order of adoption.</w:t>
       </w:r>
     </w:p>
     <w:p>
@@ -2475,34 +2553,138 @@
           <w:szCs w:val="24"/>
           <w:color w:val="000000"/>
         </w:rPr>
-        <w:t xml:space="preserve">Patients at adopter and non-adopter hospitals were closely comparable in severity of illness: standardized differences were -0.04 for APACHE IVa score, 0.01 for predicted hospital mortality, and -0.07 for age (Figure 3). Two case-mix differences did exceed the conventional 0.1 threshold — adopter hospitals cared for proportionally fewer mechanically ventilated patients (standardized difference -0.23) and fewer medical-surgical ICU patients (-0.24). These imbalances are the compositional mechanism behind the ventilation reversal described below, and they did not explain the between-hospital variation: adjusting for them changed the intraclass correlation not at all.</w:t>
-      </w:r>
-    </w:p>
-    <w:p>
-      <w:pPr>
-        <w:pStyle w:val="Normal"/>
-        <w:jc w:val="both"/>
-        <w:pBdr>
-          <w:bottom w:val="none" w:sz="0" w:space="0" w:color="000000"/>
-          <w:top w:val="none" w:sz="0" w:space="0" w:color="000000"/>
-          <w:left w:val="none" w:sz="0" w:space="0" w:color="000000"/>
-          <w:right w:val="none" w:sz="0" w:space="0" w:color="000000"/>
-        </w:pBdr>
-        <w:spacing w:after="120" w:before="0" w:line="480"/>
-        <w:ind w:left="0" w:right="0" w:firstLine="0" w:firstLineChars="0"/>
-      </w:pPr>
-      <w:r>
-        <w:rPr>
-          <w:rFonts w:ascii="Times New Roman" w:hAnsi="Times New Roman" w:eastAsia="Times New Roman" w:cs="Times New Roman"/>
-          <w:i w:val="false"/>
-          <w:b w:val="false"/>
-          <w:u w:val="none"/>
-          <w:strike w:val="false"/>
-          <w:sz w:val="24"/>
-          <w:szCs w:val="24"/>
-          <w:color w:val="000000"/>
-        </w:rPr>
-        <w:t xml:space="preserve">Hartigan's dip test did not reject unimodality for delirium (D = 0.029, p = 0.34); with a large point mass at zero there is no valley between modes for the test to find. The appropriate test is for excess zeros. A zero-inflated beta-binomial model fit better than a beta-binomial (p &lt; 0.001), with a structural non-adopter fraction of 0.71 (block bootstrap 95% CI 0.54–0.80; the naive hospital-level bootstrap gives 0.61–0.77, an interval 1.6 times too narrow). The corresponding fractions were 0.52 for sedation (p &lt; 0.001) and 0.30 for pain (p = 0.094, not significant). Structural non-adoption therefore strengthens across the bundle, being clearest for delirium and absent for pain.</w:t>
+        <w:t xml:space="preserve">Patients at adopter and non-adopter hospitals were closely comparable in severity of illness: standardized differences were -0.04 for APACHE IVa score, 0.01 for predicted hospital mortality, and -0.07 for age. Two case-mix differences did exceed the conventional 0.1 threshold — adopter hospitals cared for proportionally fewer mechanically ventilated patients (standardized difference -0.23) and fewer medical-surgical ICU patients (-0.24). These imbalances are the compositional mechanism behind the ventilation reversal described below, and they did not explain the between-hospital variation: adjusting for them changed the intraclass correlation not at all.</w:t>
+      </w:r>
+    </w:p>
+    <w:p>
+      <w:pPr>
+        <w:pStyle w:val="Normal"/>
+        <w:jc w:val="both"/>
+        <w:pBdr>
+          <w:bottom w:val="none" w:sz="0" w:space="0" w:color="000000"/>
+          <w:top w:val="none" w:sz="0" w:space="0" w:color="000000"/>
+          <w:left w:val="none" w:sz="0" w:space="0" w:color="000000"/>
+          <w:right w:val="none" w:sz="0" w:space="0" w:color="000000"/>
+        </w:pBdr>
+        <w:spacing w:after="120" w:before="0" w:line="480"/>
+        <w:ind w:left="0" w:right="0" w:firstLine="0" w:firstLineChars="0"/>
+      </w:pPr>
+      <w:r>
+        <w:rPr>
+          <w:rFonts w:ascii="Times New Roman" w:hAnsi="Times New Roman" w:eastAsia="Times New Roman" w:cs="Times New Roman"/>
+          <w:i w:val="false"/>
+          <w:b w:val="false"/>
+          <w:u w:val="none"/>
+          <w:strike w:val="false"/>
+          <w:sz w:val="24"/>
+          <w:szCs w:val="24"/>
+          <w:color w:val="000000"/>
+        </w:rPr>
+        <w:t xml:space="preserve">Hartigan's dip test did not reject unimodality for delirium (D = 0.029, </w:t>
+      </w:r>
+      <w:r>
+        <w:rPr>
+          <w:rFonts w:ascii="Times New Roman" w:hAnsi="Times New Roman" w:eastAsia="Times New Roman" w:cs="Times New Roman"/>
+          <w:i w:val="true"/>
+          <w:b w:val="false"/>
+          <w:u w:val="none"/>
+          <w:strike w:val="false"/>
+          <w:sz w:val="24"/>
+          <w:szCs w:val="24"/>
+          <w:color w:val="000000"/>
+        </w:rPr>
+        <w:t xml:space="preserve">P</w:t>
+      </w:r>
+      <w:r>
+        <w:rPr>
+          <w:rFonts w:ascii="Times New Roman" w:hAnsi="Times New Roman" w:eastAsia="Times New Roman" w:cs="Times New Roman"/>
+          <w:i w:val="false"/>
+          <w:b w:val="false"/>
+          <w:u w:val="none"/>
+          <w:strike w:val="false"/>
+          <w:sz w:val="24"/>
+          <w:szCs w:val="24"/>
+          <w:color w:val="000000"/>
+        </w:rPr>
+        <w:t xml:space="preserve"> = 0.34); with a large point mass at zero there is no valley between modes for the test to find. The appropriate test is for excess zeros. A zero-inflated beta-binomial model fit better than a beta-binomial (</w:t>
+      </w:r>
+      <w:r>
+        <w:rPr>
+          <w:rFonts w:ascii="Times New Roman" w:hAnsi="Times New Roman" w:eastAsia="Times New Roman" w:cs="Times New Roman"/>
+          <w:i w:val="true"/>
+          <w:b w:val="false"/>
+          <w:u w:val="none"/>
+          <w:strike w:val="false"/>
+          <w:sz w:val="24"/>
+          <w:szCs w:val="24"/>
+          <w:color w:val="000000"/>
+        </w:rPr>
+        <w:t xml:space="preserve">P</w:t>
+      </w:r>
+      <w:r>
+        <w:rPr>
+          <w:rFonts w:ascii="Times New Roman" w:hAnsi="Times New Roman" w:eastAsia="Times New Roman" w:cs="Times New Roman"/>
+          <w:i w:val="false"/>
+          <w:b w:val="false"/>
+          <w:u w:val="none"/>
+          <w:strike w:val="false"/>
+          <w:sz w:val="24"/>
+          <w:szCs w:val="24"/>
+          <w:color w:val="000000"/>
+        </w:rPr>
+        <w:t xml:space="preserve"> &lt; 0.001), with a structural non-adopter fraction of 0.71 (block bootstrap 95% CI 0.54–0.80; the naive hospital-level bootstrap gives 0.61–0.77, an interval 1.6 times too narrow). The corresponding fractions were 0.52 for sedation (</w:t>
+      </w:r>
+      <w:r>
+        <w:rPr>
+          <w:rFonts w:ascii="Times New Roman" w:hAnsi="Times New Roman" w:eastAsia="Times New Roman" w:cs="Times New Roman"/>
+          <w:i w:val="true"/>
+          <w:b w:val="false"/>
+          <w:u w:val="none"/>
+          <w:strike w:val="false"/>
+          <w:sz w:val="24"/>
+          <w:szCs w:val="24"/>
+          <w:color w:val="000000"/>
+        </w:rPr>
+        <w:t xml:space="preserve">P</w:t>
+      </w:r>
+      <w:r>
+        <w:rPr>
+          <w:rFonts w:ascii="Times New Roman" w:hAnsi="Times New Roman" w:eastAsia="Times New Roman" w:cs="Times New Roman"/>
+          <w:i w:val="false"/>
+          <w:b w:val="false"/>
+          <w:u w:val="none"/>
+          <w:strike w:val="false"/>
+          <w:sz w:val="24"/>
+          <w:szCs w:val="24"/>
+          <w:color w:val="000000"/>
+        </w:rPr>
+        <w:t xml:space="preserve"> &lt; 0.001) and 0.30 for pain (</w:t>
+      </w:r>
+      <w:r>
+        <w:rPr>
+          <w:rFonts w:ascii="Times New Roman" w:hAnsi="Times New Roman" w:eastAsia="Times New Roman" w:cs="Times New Roman"/>
+          <w:i w:val="true"/>
+          <w:b w:val="false"/>
+          <w:u w:val="none"/>
+          <w:strike w:val="false"/>
+          <w:sz w:val="24"/>
+          <w:szCs w:val="24"/>
+          <w:color w:val="000000"/>
+        </w:rPr>
+        <w:t xml:space="preserve">P</w:t>
+      </w:r>
+      <w:r>
+        <w:rPr>
+          <w:rFonts w:ascii="Times New Roman" w:hAnsi="Times New Roman" w:eastAsia="Times New Roman" w:cs="Times New Roman"/>
+          <w:i w:val="false"/>
+          <w:b w:val="false"/>
+          <w:u w:val="none"/>
+          <w:strike w:val="false"/>
+          <w:sz w:val="24"/>
+          <w:szCs w:val="24"/>
+          <w:color w:val="000000"/>
+        </w:rPr>
+        <w:t xml:space="preserve"> = 0.094, not significant). Structural non-adoption therefore strengthens across the bundle, being clearest for delirium and absent for pain.</w:t>
       </w:r>
     </w:p>
     <w:p>
@@ -2556,33 +2738,7 @@
           <w:szCs w:val="24"/>
           <w:color w:val="000000"/>
         </w:rPr>
-        <w:t xml:space="preserve">Where screening occurred, it was thorough (Figure 3A). Among the 18,174 stays with a validated assessment, the first was documented a median of 4.5 hours after ICU admission (IQR 0.7–12.9), 84.2% within 24 hours; the median stay had 12 assessments (IQR 6–24), or 4.3 per ICU day. </w:t>
-      </w:r>
-      <w:r>
-        <w:rPr>
-          <w:rFonts w:ascii="Times New Roman" w:hAnsi="Times New Roman" w:eastAsia="Times New Roman" w:cs="Times New Roman"/>
-          <w:i w:val="false"/>
-          <w:b w:val="true"/>
-          <w:u w:val="none"/>
-          <w:strike w:val="false"/>
-          <w:sz w:val="24"/>
-          <w:szCs w:val="24"/>
-          <w:color w:val="000000"/>
-        </w:rPr>
-        <w:t xml:space="preserve">No screened stay contained a single isolated assessment</w:t>
-      </w:r>
-      <w:r>
-        <w:rPr>
-          <w:rFonts w:ascii="Times New Roman" w:hAnsi="Times New Roman" w:eastAsia="Times New Roman" w:cs="Times New Roman"/>
-          <w:i w:val="false"/>
-          <w:b w:val="false"/>
-          <w:u w:val="none"/>
-          <w:strike w:val="false"/>
-          <w:sz w:val="24"/>
-          <w:szCs w:val="24"/>
-          <w:color w:val="000000"/>
-        </w:rPr>
-        <w:t xml:space="preserve"> (0.0%), and 82.4% met a twice-daily frequency. Partial compliance was therefore almost absent: 16.5% of all stays had any validated delirium assessment and 13.6% met twice-daily frequency.</w:t>
+        <w:t xml:space="preserve">Where screening occurred, it was thorough (Figure 3A). Among the 18,174 stays with a validated assessment, the first was documented a median of 4.5 hours after ICU admission (IQR 0.7–12.9), 84.2% within 24 hours; the median stay had 12 assessments (IQR 6–24), or 4.3 per ICU day. No screened stay contained a single isolated assessment (0.0%), and 82.4% met a twice-daily frequency. Partial compliance was therefore almost absent: 16.5% of all stays had any validated delirium assessment and 13.6% met twice-daily frequency.</w:t>
       </w:r>
     </w:p>
     <w:p>
@@ -2636,86 +2792,34 @@
           <w:szCs w:val="24"/>
           <w:color w:val="000000"/>
         </w:rPr>
-        <w:t xml:space="preserve">Of the 138 hospitals documenting no validated delirium assessment, 86 documented none of the three assessment types and cannot be distinguished from hospitals that do not chart to structured fields. The remaining 52 documented sedation or pain while never documenting delirium. Restricting to the clearest cases, </w:t>
-      </w:r>
-      <w:r>
-        <w:rPr>
-          <w:rFonts w:ascii="Times New Roman" w:hAnsi="Times New Roman" w:eastAsia="Times New Roman" w:cs="Times New Roman"/>
-          <w:i w:val="false"/>
-          <w:b w:val="true"/>
-          <w:u w:val="none"/>
-          <w:strike w:val="false"/>
-          <w:sz w:val="24"/>
-          <w:szCs w:val="24"/>
-          <w:color w:val="000000"/>
-        </w:rPr>
-        <w:t xml:space="preserve">45 hospitals documented pain or sedation assessment in at least 75% of stays and a validated delirium assessment in exactly 0%, across 29,035 stays</w:t>
-      </w:r>
-      <w:r>
-        <w:rPr>
-          <w:rFonts w:ascii="Times New Roman" w:hAnsi="Times New Roman" w:eastAsia="Times New Roman" w:cs="Times New Roman"/>
-          <w:i w:val="false"/>
-          <w:b w:val="false"/>
-          <w:u w:val="none"/>
-          <w:strike w:val="false"/>
-          <w:sz w:val="24"/>
-          <w:szCs w:val="24"/>
-          <w:color w:val="000000"/>
-        </w:rPr>
-        <w:t xml:space="preserve">, with median pain documentation of 92.1%: the same nurses and structured fields, applied to one assessment and not another. These hospitals fall into 20 distinct identifier blocks, so the pattern is not one system's artifact.</w:t>
-      </w:r>
-    </w:p>
-    <w:p>
-      <w:pPr>
-        <w:pStyle w:val="Normal"/>
-        <w:jc w:val="both"/>
-        <w:pBdr>
-          <w:bottom w:val="none" w:sz="0" w:space="0" w:color="000000"/>
-          <w:top w:val="none" w:sz="0" w:space="0" w:color="000000"/>
-          <w:left w:val="none" w:sz="0" w:space="0" w:color="000000"/>
-          <w:right w:val="none" w:sz="0" w:space="0" w:color="000000"/>
-        </w:pBdr>
-        <w:spacing w:after="120" w:before="0" w:line="480"/>
-        <w:ind w:left="0" w:right="0" w:firstLine="0" w:firstLineChars="0"/>
-      </w:pPr>
-      <w:r>
-        <w:rPr>
-          <w:rFonts w:ascii="Times New Roman" w:hAnsi="Times New Roman" w:eastAsia="Times New Roman" w:cs="Times New Roman"/>
-          <w:i w:val="false"/>
-          <w:b w:val="false"/>
-          <w:u w:val="none"/>
-          <w:strike w:val="false"/>
-          <w:sz w:val="24"/>
-          <w:szCs w:val="24"/>
-          <w:color w:val="000000"/>
-        </w:rPr>
-        <w:t xml:space="preserve">Separately, </w:t>
-      </w:r>
-      <w:r>
-        <w:rPr>
-          <w:rFonts w:ascii="Times New Roman" w:hAnsi="Times New Roman" w:eastAsia="Times New Roman" w:cs="Times New Roman"/>
-          <w:i w:val="false"/>
-          <w:b w:val="true"/>
-          <w:u w:val="none"/>
-          <w:strike w:val="false"/>
-          <w:sz w:val="24"/>
-          <w:szCs w:val="24"/>
-          <w:color w:val="000000"/>
-        </w:rPr>
-        <w:t xml:space="preserve">one contributing health system, comprising 12 hospitals with adjacent identifiers and covering 7,253 stays, documented only the non-validated impression field</w:t>
-      </w:r>
-      <w:r>
-        <w:rPr>
-          <w:rFonts w:ascii="Times New Roman" w:hAnsi="Times New Roman" w:eastAsia="Times New Roman" w:cs="Times New Roman"/>
-          <w:i w:val="false"/>
-          <w:b w:val="false"/>
-          <w:u w:val="none"/>
-          <w:strike w:val="false"/>
-          <w:sz w:val="24"/>
-          <w:szCs w:val="24"/>
-          <w:color w:val="000000"/>
-        </w:rPr>
-        <w:t xml:space="preserve"> — a median of 77.3% of stays under the permissive definition and 0% under the validated-instrument definition. Because these hospitals share a charting template, this represents one organizational decision rather than twelve, but it illustrates how a permissive outcome definition can convert an entire system from non-adopter to adopter.</w:t>
+        <w:t xml:space="preserve">Of the 138 hospitals documenting no validated delirium assessment, 86 documented none of the three assessment types and cannot be distinguished from hospitals that do not chart to structured fields. The remaining 52 documented sedation or pain while never documenting delirium. Restricting to the clearest cases, 45 hospitals documented pain or sedation assessment in at least 75% of stays and a validated delirium assessment in exactly 0%, across 29,035 stays, with median pain documentation of 92.1%: the same nurses and structured fields, applied to one assessment and not another. These hospitals fall into 20 distinct identifier blocks, so the pattern is not one system's artifact.</w:t>
+      </w:r>
+    </w:p>
+    <w:p>
+      <w:pPr>
+        <w:pStyle w:val="Normal"/>
+        <w:jc w:val="both"/>
+        <w:pBdr>
+          <w:bottom w:val="none" w:sz="0" w:space="0" w:color="000000"/>
+          <w:top w:val="none" w:sz="0" w:space="0" w:color="000000"/>
+          <w:left w:val="none" w:sz="0" w:space="0" w:color="000000"/>
+          <w:right w:val="none" w:sz="0" w:space="0" w:color="000000"/>
+        </w:pBdr>
+        <w:spacing w:after="120" w:before="0" w:line="480"/>
+        <w:ind w:left="0" w:right="0" w:firstLine="0" w:firstLineChars="0"/>
+      </w:pPr>
+      <w:r>
+        <w:rPr>
+          <w:rFonts w:ascii="Times New Roman" w:hAnsi="Times New Roman" w:eastAsia="Times New Roman" w:cs="Times New Roman"/>
+          <w:i w:val="false"/>
+          <w:b w:val="false"/>
+          <w:u w:val="none"/>
+          <w:strike w:val="false"/>
+          <w:sz w:val="24"/>
+          <w:szCs w:val="24"/>
+          <w:color w:val="000000"/>
+        </w:rPr>
+        <w:t xml:space="preserve">Separately, one contributing health system, comprising 12 hospitals with adjacent identifiers and covering 7,253 stays, documented only the non-validated impression field — a median of 77.3% of stays under the permissive definition and 0% under the validated-instrument definition. Because these hospitals share a charting template, this represents one organizational decision rather than twelve, but it illustrates how a permissive outcome definition can convert an entire system from non-adopter to adopter.</w:t>
       </w:r>
     </w:p>
     <w:p>
@@ -2795,7 +2899,33 @@
           <w:szCs w:val="24"/>
           <w:color w:val="000000"/>
         </w:rPr>
-        <w:t xml:space="preserve"> likely to receive a validated delirium assessment than other patients (crude OR 0.67, 95% CI 0.65–0.70). This is an artifact of where ventilated patients are cared for. Within hospitals the association reverses: ventilated patients were more likely to be assessed (OR 1.32, 95% CI 1.22–1.43, p &lt; 0.001). The reversal arises because ventilated stays are over-represented at hospitals with little or no screening. A national rate computed across institutions with this much between-hospital variance can therefore invert the direction of a within-hospital association, and should be interpreted accordingly.</w:t>
+        <w:t xml:space="preserve"> likely to receive a validated delirium assessment than other patients (crude odds ratio [OR] 0.67, 95% CI 0.65–0.70). This is an artifact of where ventilated patients are cared for. Within hospitals the association reverses: ventilated patients were more likely to be assessed (OR 1.32, 95% CI 1.22–1.43, </w:t>
+      </w:r>
+      <w:r>
+        <w:rPr>
+          <w:rFonts w:ascii="Times New Roman" w:hAnsi="Times New Roman" w:eastAsia="Times New Roman" w:cs="Times New Roman"/>
+          <w:i w:val="true"/>
+          <w:b w:val="false"/>
+          <w:u w:val="none"/>
+          <w:strike w:val="false"/>
+          <w:sz w:val="24"/>
+          <w:szCs w:val="24"/>
+          <w:color w:val="000000"/>
+        </w:rPr>
+        <w:t xml:space="preserve">P</w:t>
+      </w:r>
+      <w:r>
+        <w:rPr>
+          <w:rFonts w:ascii="Times New Roman" w:hAnsi="Times New Roman" w:eastAsia="Times New Roman" w:cs="Times New Roman"/>
+          <w:i w:val="false"/>
+          <w:b w:val="false"/>
+          <w:u w:val="none"/>
+          <w:strike w:val="false"/>
+          <w:sz w:val="24"/>
+          <w:szCs w:val="24"/>
+          <w:color w:val="000000"/>
+        </w:rPr>
+        <w:t xml:space="preserve"> &lt; 0.001). The reversal arises because ventilated stays are over-represented at hospitals with little or no screening. A national rate computed across institutions with this much between-hospital variance can therefore invert the direction of a within-hospital association, and should be interpreted accordingly.</w:t>
       </w:r>
     </w:p>
     <w:p>
@@ -2930,33 +3060,59 @@
           <w:szCs w:val="24"/>
           <w:color w:val="000000"/>
         </w:rPr>
-        <w:t xml:space="preserve">Teaching hospitals were more likely to be adopters (OR 6.48, 95% CI 1.43–39.20, p = 0.024), although only 18 teaching hospitals contributed. Bed size and annual volume showed no association. A regional association was observed (South versus Midwest OR 5.05, 95% CI 1.88–14.86), but its direction and magnitude changed substantially between the permissive and validated-instrument definitions, and given the clustering of hospitals within contributing systems we regard region here as a proxy for data contributor rather than geography and place no weight on it. Jointly, hospital characteristics were significant (p &lt; 0.001; area under the curve 0.817) but explained only </w:t>
-      </w:r>
-      <w:r>
-        <w:rPr>
-          <w:rFonts w:ascii="Times New Roman" w:hAnsi="Times New Roman" w:eastAsia="Times New Roman" w:cs="Times New Roman"/>
-          <w:i w:val="false"/>
-          <w:b w:val="true"/>
-          <w:u w:val="none"/>
-          <w:strike w:val="false"/>
-          <w:sz w:val="24"/>
-          <w:szCs w:val="24"/>
-          <w:color w:val="000000"/>
-        </w:rPr>
-        <w:t xml:space="preserve">24.7% of the between-hospital variance</w:t>
-      </w:r>
-      <w:r>
-        <w:rPr>
-          <w:rFonts w:ascii="Times New Roman" w:hAnsi="Times New Roman" w:eastAsia="Times New Roman" w:cs="Times New Roman"/>
-          <w:i w:val="false"/>
-          <w:b w:val="false"/>
-          <w:u w:val="none"/>
-          <w:strike w:val="false"/>
-          <w:sz w:val="24"/>
-          <w:szCs w:val="24"/>
-          <w:color w:val="000000"/>
-        </w:rPr>
-        <w:t xml:space="preserve">, moving the intraclass correlation from 0.936 to 0.917.</w:t>
+        <w:t xml:space="preserve">Teaching hospitals were more likely to be adopters (OR 6.48, 95% CI 1.43–39.20, </w:t>
+      </w:r>
+      <w:r>
+        <w:rPr>
+          <w:rFonts w:ascii="Times New Roman" w:hAnsi="Times New Roman" w:eastAsia="Times New Roman" w:cs="Times New Roman"/>
+          <w:i w:val="true"/>
+          <w:b w:val="false"/>
+          <w:u w:val="none"/>
+          <w:strike w:val="false"/>
+          <w:sz w:val="24"/>
+          <w:szCs w:val="24"/>
+          <w:color w:val="000000"/>
+        </w:rPr>
+        <w:t xml:space="preserve">P</w:t>
+      </w:r>
+      <w:r>
+        <w:rPr>
+          <w:rFonts w:ascii="Times New Roman" w:hAnsi="Times New Roman" w:eastAsia="Times New Roman" w:cs="Times New Roman"/>
+          <w:i w:val="false"/>
+          <w:b w:val="false"/>
+          <w:u w:val="none"/>
+          <w:strike w:val="false"/>
+          <w:sz w:val="24"/>
+          <w:szCs w:val="24"/>
+          <w:color w:val="000000"/>
+        </w:rPr>
+        <w:t xml:space="preserve"> = 0.024), although only 18 teaching hospitals contributed. Bed size and annual volume showed no association. A regional association was observed (South versus Midwest OR 5.05, 95% CI 1.88–14.86), but its direction and magnitude changed substantially between the permissive and validated-instrument definitions, and given the clustering of hospitals within contributing systems we regard region here as a proxy for data contributor rather than geography and place no weight on it. Jointly, hospital characteristics were significant (</w:t>
+      </w:r>
+      <w:r>
+        <w:rPr>
+          <w:rFonts w:ascii="Times New Roman" w:hAnsi="Times New Roman" w:eastAsia="Times New Roman" w:cs="Times New Roman"/>
+          <w:i w:val="true"/>
+          <w:b w:val="false"/>
+          <w:u w:val="none"/>
+          <w:strike w:val="false"/>
+          <w:sz w:val="24"/>
+          <w:szCs w:val="24"/>
+          <w:color w:val="000000"/>
+        </w:rPr>
+        <w:t xml:space="preserve">P</w:t>
+      </w:r>
+      <w:r>
+        <w:rPr>
+          <w:rFonts w:ascii="Times New Roman" w:hAnsi="Times New Roman" w:eastAsia="Times New Roman" w:cs="Times New Roman"/>
+          <w:i w:val="false"/>
+          <w:b w:val="false"/>
+          <w:u w:val="none"/>
+          <w:strike w:val="false"/>
+          <w:sz w:val="24"/>
+          <w:szCs w:val="24"/>
+          <w:color w:val="000000"/>
+        </w:rPr>
+        <w:t xml:space="preserve"> &lt; 0.001; area under the curve 0.817) but explained only 24.7% of the between-hospital variance, moving the intraclass correlation from 0.936 to 0.917.</w:t>
       </w:r>
     </w:p>
     <w:p>
@@ -3010,7 +3166,33 @@
           <w:szCs w:val="24"/>
           <w:color w:val="000000"/>
         </w:rPr>
-        <w:t xml:space="preserve">Adoption signatures clustered strongly among adjacent hospital identifiers (128 adjacent matching pairs observed versus 48.3 expected under permutation, p = 0.0001). Grouping hospitals into 68 signature blocks implies a design effect of 2.79, so the effective number of independent units is closer to 68 than to 190.</w:t>
+        <w:t xml:space="preserve">Adoption signatures clustered strongly among adjacent hospital identifiers (128 adjacent matching pairs observed versus 48.3 expected under permutation, </w:t>
+      </w:r>
+      <w:r>
+        <w:rPr>
+          <w:rFonts w:ascii="Times New Roman" w:hAnsi="Times New Roman" w:eastAsia="Times New Roman" w:cs="Times New Roman"/>
+          <w:i w:val="true"/>
+          <w:b w:val="false"/>
+          <w:u w:val="none"/>
+          <w:strike w:val="false"/>
+          <w:sz w:val="24"/>
+          <w:szCs w:val="24"/>
+          <w:color w:val="000000"/>
+        </w:rPr>
+        <w:t xml:space="preserve">P</w:t>
+      </w:r>
+      <w:r>
+        <w:rPr>
+          <w:rFonts w:ascii="Times New Roman" w:hAnsi="Times New Roman" w:eastAsia="Times New Roman" w:cs="Times New Roman"/>
+          <w:i w:val="false"/>
+          <w:b w:val="false"/>
+          <w:u w:val="none"/>
+          <w:strike w:val="false"/>
+          <w:sz w:val="24"/>
+          <w:szCs w:val="24"/>
+          <w:color w:val="000000"/>
+        </w:rPr>
+        <w:t xml:space="preserve"> = 0.0001). Grouping hospitals into 68 signature blocks implies a design effect of 2.79, so the effective number of independent units is closer to 68 than to 190.</w:t>
       </w:r>
     </w:p>
     <w:p>
@@ -3258,34 +3440,34 @@
           <w:szCs w:val="24"/>
           <w:color w:val="000000"/>
         </w:rPr>
-        <w:t xml:space="preserve">That adoption was largely unpredictable from hospital characteristics is, we think, the most actionable finding. Teaching status was associated with adoption, but observable characteristics together explained only a quarter of the between-hospital variance. There is no identifiable class of hospital that adopts and another that does not, which argues against targeting implementation effort at a recognizable subgroup and in favor of treating non-adoption as a general condition.</w:t>
-      </w:r>
-    </w:p>
-    <w:p>
-      <w:pPr>
-        <w:pStyle w:val="Normal"/>
-        <w:jc w:val="both"/>
-        <w:pBdr>
-          <w:bottom w:val="none" w:sz="0" w:space="0" w:color="000000"/>
-          <w:top w:val="none" w:sz="0" w:space="0" w:color="000000"/>
-          <w:left w:val="none" w:sz="0" w:space="0" w:color="000000"/>
-          <w:right w:val="none" w:sz="0" w:space="0" w:color="000000"/>
-        </w:pBdr>
-        <w:spacing w:after="120" w:before="0" w:line="480"/>
-        <w:ind w:left="0" w:right="0" w:firstLine="0" w:firstLineChars="0"/>
-      </w:pPr>
-      <w:r>
-        <w:rPr>
-          <w:rFonts w:ascii="Times New Roman" w:hAnsi="Times New Roman" w:eastAsia="Times New Roman" w:cs="Times New Roman"/>
-          <w:i w:val="false"/>
-          <w:b w:val="false"/>
-          <w:u w:val="none"/>
-          <w:strike w:val="false"/>
-          <w:sz w:val="24"/>
-          <w:szCs w:val="24"/>
-          <w:color w:val="000000"/>
-        </w:rPr>
-        <w:t xml:space="preserve">Hospital screening-program status was not associated with patient outcomes: adjusted hospital mortality did not differ between adopter and non-adopter hospitals (odds ratio 0.99, 95% CI 0.87-1.13), nor did ICU length of stay. We report this and draw no inference from it. With an intraclass correlation of 0.936, screening status functions almost as a label for the institution, so the comparison is between institutions, and unmeasured differences in staffing, protocols, and case mix are not separable from screening. This design establishes who was assessed. It cannot establish what assessment achieves, and the null should not be read as evidence that screening does not help patients.</w:t>
+        <w:t xml:space="preserve">That adoption was largely unpredictable from hospital characteristics is, we think, the most actionable finding. Teaching status was associated with adoption, but observable characteristics together explained only a quarter of the between-hospital variance. There is no identifiable class of hospital that adopts and another that does not, which argues against targeting implementation effort at a recognizable subgroup and in favor of treating non-adoption as a general condition. Whether a patient is assessed is not only a process metric: delirium is distressing to families, whose experience of it is imperfectly recognized by clinicians [33].</w:t>
+      </w:r>
+    </w:p>
+    <w:p>
+      <w:pPr>
+        <w:pStyle w:val="Normal"/>
+        <w:jc w:val="both"/>
+        <w:pBdr>
+          <w:bottom w:val="none" w:sz="0" w:space="0" w:color="000000"/>
+          <w:top w:val="none" w:sz="0" w:space="0" w:color="000000"/>
+          <w:left w:val="none" w:sz="0" w:space="0" w:color="000000"/>
+          <w:right w:val="none" w:sz="0" w:space="0" w:color="000000"/>
+        </w:pBdr>
+        <w:spacing w:after="120" w:before="0" w:line="480"/>
+        <w:ind w:left="0" w:right="0" w:firstLine="0" w:firstLineChars="0"/>
+      </w:pPr>
+      <w:r>
+        <w:rPr>
+          <w:rFonts w:ascii="Times New Roman" w:hAnsi="Times New Roman" w:eastAsia="Times New Roman" w:cs="Times New Roman"/>
+          <w:i w:val="false"/>
+          <w:b w:val="false"/>
+          <w:u w:val="none"/>
+          <w:strike w:val="false"/>
+          <w:sz w:val="24"/>
+          <w:szCs w:val="24"/>
+          <w:color w:val="000000"/>
+        </w:rPr>
+        <w:t xml:space="preserve">Hospital screening-program status was not associated with patient outcomes: adjusted hospital mortality did not differ between adopter and non-adopter hospitals (OR 0.99, 95% CI 0.87–1.13), nor did ICU length of stay. We report this and draw no inference from it. With an intraclass correlation of 0.936, screening status functions almost as a label for the institution, so the comparison is between institutions, and unmeasured differences in staffing, protocols, and case mix are not separable from screening. This design establishes who was assessed. It cannot establish what assessment achieves, and the null should not be read as evidence that screening does not help patients.</w:t>
       </w:r>
     </w:p>
     <w:p>
@@ -3426,7 +3608,7 @@
           <w:szCs w:val="24"/>
           <w:color w:val="000000"/>
         </w:rPr>
-        <w:t xml:space="preserve">Across 208 US ICUs in the two years after the 2013 pain, agitation, and delirium guideline, documented delirium assessment approximately doubled, but the increase came from a small number of ICUs adopting abruptly rather than from broad diffusion. Assessment behaved as an all-or-none institutional property: roughly seven in ten ICUs documented no validated assessment at all, and those that did screened thoroughly and without exception. Whether a patient is assessed is not only a process metric: delirium is distressing to families, whose experience of it is imperfectly recognized by clinicians [33]. Because adoption was largely unpredictable from hospital characteristics, efforts to improve delirium monitoring may be better directed at establishing programs where none exist than at improving performance where they already do.</w:t>
+        <w:t xml:space="preserve">Across 208 US ICUs in the two years after the 2013 pain, agitation, and delirium guideline, documented delirium assessment approximately doubled, but the increase came from a small number of ICUs adopting abruptly rather than from broad diffusion. Assessment behaved as an all-or-none institutional property: roughly seven in ten ICUs documented no validated assessment at all, and those that did screened thoroughly and without exception. Because adoption was largely unpredictable from hospital characteristics, efforts to improve delirium monitoring may be better directed at establishing programs where none exist than at improving performance where they already do.</w:t>
       </w:r>
     </w:p>
     <w:p>
@@ -3839,34 +4021,34 @@
           <w:szCs w:val="24"/>
           <w:color w:val="000000"/>
         </w:rPr>
-        <w:t xml:space="preserve">Figure 1. Documentation of pain and of validated delirium assessment within the same hospital.</w:t>
-      </w:r>
-    </w:p>
-    <w:p>
-      <w:pPr>
-        <w:pStyle w:val="Normal"/>
-        <w:jc w:val="both"/>
-        <w:pBdr>
-          <w:bottom w:val="none" w:sz="0" w:space="0" w:color="000000"/>
-          <w:top w:val="none" w:sz="0" w:space="0" w:color="000000"/>
-          <w:left w:val="none" w:sz="0" w:space="0" w:color="000000"/>
-          <w:right w:val="none" w:sz="0" w:space="0" w:color="000000"/>
-        </w:pBdr>
-        <w:spacing w:after="120" w:before="0" w:line="480"/>
-        <w:ind w:left="0" w:right="0" w:firstLine="0" w:firstLineChars="0"/>
-      </w:pPr>
-      <w:r>
-        <w:rPr>
-          <w:rFonts w:ascii="Times New Roman" w:hAnsi="Times New Roman" w:eastAsia="Times New Roman" w:cs="Times New Roman"/>
-          <w:i w:val="false"/>
-          <w:b w:val="false"/>
-          <w:u w:val="none"/>
-          <w:strike w:val="false"/>
-          <w:sz w:val="24"/>
-          <w:szCs w:val="24"/>
-          <w:color w:val="000000"/>
-        </w:rPr>
-        <w:t xml:space="preserve">Each vertical line is one of the 190 hospitals contributing at least 25 qualifying stays, ordered by pain documentation. The upper point is the proportion of that hospital's stays with a pain assessment documented; the lower point is the proportion with a validated delirium assessment. The gap between them is the shortfall within a single institution, holding the nursing staff, the chart and the patient population constant. The long floor of points at zero beneath a high pain curve is the paper's internal control: the charting infrastructure demonstrably exists and is not applied to delirium.</w:t>
+        <w:t xml:space="preserve">Figure 1. Change in documented delirium assessment, 2014 to 2015.</w:t>
+      </w:r>
+    </w:p>
+    <w:p>
+      <w:pPr>
+        <w:pStyle w:val="Normal"/>
+        <w:jc w:val="both"/>
+        <w:pBdr>
+          <w:bottom w:val="none" w:sz="0" w:space="0" w:color="000000"/>
+          <w:top w:val="none" w:sz="0" w:space="0" w:color="000000"/>
+          <w:left w:val="none" w:sz="0" w:space="0" w:color="000000"/>
+          <w:right w:val="none" w:sz="0" w:space="0" w:color="000000"/>
+        </w:pBdr>
+        <w:spacing w:after="120" w:before="0" w:line="480"/>
+        <w:ind w:left="0" w:right="0" w:firstLine="0" w:firstLineChars="0"/>
+      </w:pPr>
+      <w:r>
+        <w:rPr>
+          <w:rFonts w:ascii="Times New Roman" w:hAnsi="Times New Roman" w:eastAsia="Times New Roman" w:cs="Times New Roman"/>
+          <w:i w:val="false"/>
+          <w:b w:val="false"/>
+          <w:u w:val="none"/>
+          <w:strike w:val="false"/>
+          <w:sz w:val="24"/>
+          <w:szCs w:val="24"/>
+          <w:color w:val="000000"/>
+        </w:rPr>
+        <w:t xml:space="preserve">Each line is one of the 173 hospitals contributing at least 15 qualifying stays in both calendar years. Hospitals that crossed the 10% adopter threshold between years are drawn in dark blue; all others are grey. Delirium is the validated-instrument definition. The fan rising out of zero, against a grey majority that does not move, is the paper's central observation: the aggregate increase came from a small number of hospitals switching on abruptly rather than from the field drifting upward together.</w:t>
       </w:r>
     </w:p>
     <w:p>
@@ -3893,7 +4075,7 @@
           <w:szCs w:val="24"/>
           <w:color w:val="000000"/>
         </w:rPr>
-        <w:t xml:space="preserve">(figures/Figure1_shortfall.tiff; 6.6 x 3.6 in, 1200 dpi, LZW)</w:t>
+        <w:t xml:space="preserve">(figures/Figure1_uptake.tiff; 4.6 x 4.2 in, 1200 dpi, LZW)</w:t>
       </w:r>
     </w:p>
     <w:p>
@@ -3920,34 +4102,34 @@
           <w:szCs w:val="24"/>
           <w:color w:val="000000"/>
         </w:rPr>
-        <w:t xml:space="preserve">Figure 2. Change in documented delirium assessment, 2014 to 2015.</w:t>
-      </w:r>
-    </w:p>
-    <w:p>
-      <w:pPr>
-        <w:pStyle w:val="Normal"/>
-        <w:jc w:val="both"/>
-        <w:pBdr>
-          <w:bottom w:val="none" w:sz="0" w:space="0" w:color="000000"/>
-          <w:top w:val="none" w:sz="0" w:space="0" w:color="000000"/>
-          <w:left w:val="none" w:sz="0" w:space="0" w:color="000000"/>
-          <w:right w:val="none" w:sz="0" w:space="0" w:color="000000"/>
-        </w:pBdr>
-        <w:spacing w:after="120" w:before="0" w:line="480"/>
-        <w:ind w:left="0" w:right="0" w:firstLine="0" w:firstLineChars="0"/>
-      </w:pPr>
-      <w:r>
-        <w:rPr>
-          <w:rFonts w:ascii="Times New Roman" w:hAnsi="Times New Roman" w:eastAsia="Times New Roman" w:cs="Times New Roman"/>
-          <w:i w:val="false"/>
-          <w:b w:val="false"/>
-          <w:u w:val="none"/>
-          <w:strike w:val="false"/>
-          <w:sz w:val="24"/>
-          <w:szCs w:val="24"/>
-          <w:color w:val="000000"/>
-        </w:rPr>
-        <w:t xml:space="preserve">Each line is one of the 173 hospitals contributing at least 15 qualifying stays in both calendar years. Hospitals that crossed the 10% adopter threshold between years are drawn in dark blue; all others are grey. Delirium is the validated-instrument definition. The fan rising out of zero, against a grey majority that does not move, is the paper's central observation: the aggregate increase came from a small number of hospitals switching on abruptly rather than from the field drifting upward together.</w:t>
+        <w:t xml:space="preserve">Figure 2. Documentation of pain and of validated delirium assessment within the same hospital.</w:t>
+      </w:r>
+    </w:p>
+    <w:p>
+      <w:pPr>
+        <w:pStyle w:val="Normal"/>
+        <w:jc w:val="both"/>
+        <w:pBdr>
+          <w:bottom w:val="none" w:sz="0" w:space="0" w:color="000000"/>
+          <w:top w:val="none" w:sz="0" w:space="0" w:color="000000"/>
+          <w:left w:val="none" w:sz="0" w:space="0" w:color="000000"/>
+          <w:right w:val="none" w:sz="0" w:space="0" w:color="000000"/>
+        </w:pBdr>
+        <w:spacing w:after="120" w:before="0" w:line="480"/>
+        <w:ind w:left="0" w:right="0" w:firstLine="0" w:firstLineChars="0"/>
+      </w:pPr>
+      <w:r>
+        <w:rPr>
+          <w:rFonts w:ascii="Times New Roman" w:hAnsi="Times New Roman" w:eastAsia="Times New Roman" w:cs="Times New Roman"/>
+          <w:i w:val="false"/>
+          <w:b w:val="false"/>
+          <w:u w:val="none"/>
+          <w:strike w:val="false"/>
+          <w:sz w:val="24"/>
+          <w:szCs w:val="24"/>
+          <w:color w:val="000000"/>
+        </w:rPr>
+        <w:t xml:space="preserve">Each vertical line is one of the 190 hospitals contributing at least 25 qualifying stays, ordered by pain documentation. The upper point is the proportion of that hospital's stays with a pain assessment documented; the lower point is the proportion with a validated delirium assessment. The gap between them is the shortfall within a single institution, holding the nursing staff, the chart and the patient population constant. The long floor of points at zero beneath a high pain curve is the study's internal control: the charting infrastructure demonstrably exists and is not applied to delirium.</w:t>
       </w:r>
     </w:p>
     <w:p>
@@ -3974,7 +4156,7 @@
           <w:szCs w:val="24"/>
           <w:color w:val="000000"/>
         </w:rPr>
-        <w:t xml:space="preserve">(figures/Figure2_uptake.tiff; 4.6 x 4.2 in, 1200 dpi, LZW)</w:t>
+        <w:t xml:space="preserve">(figures/Figure2_shortfall.tiff; 6.6 x 3.6 in, 1200 dpi, LZW)</w:t>
       </w:r>
     </w:p>
     <w:p>
